--- a/document_templates/Contracts/company/contract_company.docx
+++ b/document_templates/Contracts/company/contract_company.docx
@@ -3764,8 +3764,6 @@
         </w:rPr>
         <w:t>.2 En cas d’impayé sur ce présent crédit, les pénalités inscrites sur nos conditions de banque affichées dans nos agences seront appliquées.</w:t>
       </w:r>
-      <w:bookmarkStart w:id="10" w:name="_GoBack"/>
-      <w:bookmarkEnd w:id="10"/>
     </w:p>
     <w:p>
       <w:pPr>
@@ -5555,7 +5553,9 @@
           <w:szCs w:val="24"/>
         </w:rPr>
       </w:pPr>
-      <w:r>
+    </w:p>
+    <w:p>
+      <w:pPr>
         <w:rPr>
           <w:rFonts w:hint="default" w:ascii="Times New Roman" w:hAnsi="Times New Roman" w:cs="Times New Roman"/>
           <w:bCs/>
@@ -5563,8 +5563,9 @@
           <w:sz w:val="24"/>
           <w:szCs w:val="24"/>
         </w:rPr>
-        <w:t xml:space="preserve">Head Crédit                                                           </w:t>
-      </w:r>
+      </w:pPr>
+      <w:bookmarkStart w:id="10" w:name="_GoBack"/>
+      <w:bookmarkEnd w:id="10"/>
       <w:r>
         <w:rPr>
           <w:rFonts w:hint="default" w:ascii="Times New Roman" w:hAnsi="Times New Roman" w:cs="Times New Roman"/>
@@ -5572,9 +5573,8 @@
           <w:iCs/>
           <w:sz w:val="24"/>
           <w:szCs w:val="24"/>
-          <w:lang w:val="en-US"/>
-        </w:rPr>
-        <w:tab/>
+        </w:rPr>
+        <w:t xml:space="preserve">Responsable du Département Crédit                                   </w:t>
       </w:r>
       <w:r>
         <w:rPr>
@@ -5583,9 +5583,9 @@
           <w:iCs/>
           <w:sz w:val="24"/>
           <w:szCs w:val="24"/>
-          <w:lang w:val="en-US"/>
-        </w:rPr>
-        <w:tab/>
+          <w:lang w:val="fr-FR"/>
+        </w:rPr>
+        <w:t xml:space="preserve">  </w:t>
       </w:r>
       <w:r>
         <w:rPr>
@@ -5608,6 +5608,48 @@
           <w:highlight w:val="none"/>
         </w:rPr>
       </w:pPr>
+      <w:r>
+        <w:rPr>
+          <w:rFonts w:hint="default" w:ascii="Times New Roman" w:hAnsi="Times New Roman" w:cs="Times New Roman"/>
+          <w:bCs/>
+          <w:iCs/>
+          <w:sz w:val="24"/>
+          <w:szCs w:val="24"/>
+        </w:rPr>
+        <w:t xml:space="preserve">                         </w:t>
+      </w:r>
+      <w:r>
+        <w:rPr>
+          <w:rFonts w:hint="default" w:ascii="Times New Roman" w:hAnsi="Times New Roman" w:cs="Times New Roman"/>
+          <w:bCs/>
+          <w:iCs/>
+          <w:sz w:val="24"/>
+          <w:szCs w:val="24"/>
+          <w:lang w:val="en-US"/>
+        </w:rPr>
+        <w:tab/>
+      </w:r>
+      <w:r>
+        <w:rPr>
+          <w:rFonts w:hint="default" w:ascii="Times New Roman" w:hAnsi="Times New Roman" w:cs="Times New Roman"/>
+          <w:bCs/>
+          <w:iCs/>
+          <w:sz w:val="24"/>
+          <w:szCs w:val="24"/>
+          <w:lang w:val="en-US"/>
+        </w:rPr>
+        <w:tab/>
+      </w:r>
+      <w:r>
+        <w:rPr>
+          <w:rFonts w:hint="default" w:ascii="Times New Roman" w:hAnsi="Times New Roman" w:cs="Times New Roman"/>
+          <w:bCs/>
+          <w:iCs/>
+          <w:sz w:val="24"/>
+          <w:szCs w:val="24"/>
+        </w:rPr>
+        <w:t xml:space="preserve">                                                          </w:t>
+      </w:r>
     </w:p>
     <w:p>
       <w:pPr>

--- a/document_templates/Contracts/company/contract_company.docx
+++ b/document_templates/Contracts/company/contract_company.docx
@@ -5564,39 +5564,39 @@
           <w:szCs w:val="24"/>
         </w:rPr>
       </w:pPr>
+      <w:r>
+        <w:rPr>
+          <w:rFonts w:hint="default" w:ascii="Times New Roman" w:hAnsi="Times New Roman" w:cs="Times New Roman"/>
+          <w:bCs/>
+          <w:iCs/>
+          <w:sz w:val="24"/>
+          <w:szCs w:val="24"/>
+        </w:rPr>
+        <w:t xml:space="preserve">Responsable du Département Crédit                                   </w:t>
+      </w:r>
+      <w:r>
+        <w:rPr>
+          <w:rFonts w:hint="default" w:ascii="Times New Roman" w:hAnsi="Times New Roman" w:cs="Times New Roman"/>
+          <w:bCs/>
+          <w:iCs/>
+          <w:sz w:val="24"/>
+          <w:szCs w:val="24"/>
+          <w:lang w:val="fr-FR"/>
+        </w:rPr>
+        <w:t xml:space="preserve">  </w:t>
+      </w:r>
+      <w:r>
+        <w:rPr>
+          <w:rFonts w:hint="default" w:ascii="Times New Roman" w:hAnsi="Times New Roman" w:cs="Times New Roman"/>
+          <w:bCs/>
+          <w:iCs/>
+          <w:sz w:val="24"/>
+          <w:szCs w:val="24"/>
+        </w:rPr>
+        <w:t>Responsable juridique</w:t>
+      </w:r>
       <w:bookmarkStart w:id="10" w:name="_GoBack"/>
       <w:bookmarkEnd w:id="10"/>
-      <w:r>
-        <w:rPr>
-          <w:rFonts w:hint="default" w:ascii="Times New Roman" w:hAnsi="Times New Roman" w:cs="Times New Roman"/>
-          <w:bCs/>
-          <w:iCs/>
-          <w:sz w:val="24"/>
-          <w:szCs w:val="24"/>
-        </w:rPr>
-        <w:t xml:space="preserve">Responsable du Département Crédit                                   </w:t>
-      </w:r>
-      <w:r>
-        <w:rPr>
-          <w:rFonts w:hint="default" w:ascii="Times New Roman" w:hAnsi="Times New Roman" w:cs="Times New Roman"/>
-          <w:bCs/>
-          <w:iCs/>
-          <w:sz w:val="24"/>
-          <w:szCs w:val="24"/>
-          <w:lang w:val="fr-FR"/>
-        </w:rPr>
-        <w:t xml:space="preserve">  </w:t>
-      </w:r>
-      <w:r>
-        <w:rPr>
-          <w:rFonts w:hint="default" w:ascii="Times New Roman" w:hAnsi="Times New Roman" w:cs="Times New Roman"/>
-          <w:bCs/>
-          <w:iCs/>
-          <w:sz w:val="24"/>
-          <w:szCs w:val="24"/>
-        </w:rPr>
-        <w:t>Responsable juridique</w:t>
-      </w:r>
     </w:p>
     <w:p>
       <w:pPr>

--- a/document_templates/Contracts/company/contract_company.docx
+++ b/document_templates/Contracts/company/contract_company.docx
@@ -260,7 +260,20 @@
           <w:sz w:val="24"/>
           <w:szCs w:val="24"/>
         </w:rPr>
-        <w:t>, Head Crédit</w:t>
+        <w:t xml:space="preserve">, </w:t>
+      </w:r>
+      <w:bookmarkStart w:id="10" w:name="_GoBack"/>
+      <w:bookmarkEnd w:id="10"/>
+      <w:r>
+        <w:rPr>
+          <w:rFonts w:hint="default" w:ascii="Times New Roman" w:hAnsi="Times New Roman" w:cs="Times New Roman"/>
+          <w:bCs/>
+          <w:iCs/>
+          <w:sz w:val="24"/>
+          <w:szCs w:val="24"/>
+          <w:lang w:val="fr-FR"/>
+        </w:rPr>
+        <w:t>Responsable du Département Crédit</w:t>
       </w:r>
       <w:r>
         <w:rPr>
@@ -5595,8 +5608,6 @@
         </w:rPr>
         <w:t>Responsable juridique</w:t>
       </w:r>
-      <w:bookmarkStart w:id="10" w:name="_GoBack"/>
-      <w:bookmarkEnd w:id="10"/>
     </w:p>
     <w:p>
       <w:pPr>
